--- a/submission/submission.docx
+++ b/submission/submission.docx
@@ -3086,6 +3086,388 @@
       </w:pPr>
       <w:r>
         <w:rPr/>
+        <w:t>BUG-08 (Blocker) — the three-principal invoke flow can't be completed with a claimed credential</w:t>
+      </w:r>
+    </w:p>
+    <w:p>
+      <w:pPr>
+        <w:pStyle w:val="BodyText"/>
+        <w:bidi w:val="0"/>
+        <w:jc w:val="left"/>
+        <w:rPr/>
+      </w:pPr>
+      <w:r>
+        <w:rPr/>
+        <w:t xml:space="preserve">Since this bounty is titled "Create Agent ID", I tested the agent path properly rather than relying on the self-call fallback. Step 4 of the walkthrough needs </w:t>
+      </w:r>
+      <w:r>
+        <w:rPr>
+          <w:rStyle w:val="SourceText"/>
+        </w:rPr>
+        <w:t>AGENT_KEY</w:t>
+      </w:r>
+      <w:r>
+        <w:rPr/>
+        <w:t xml:space="preserve"> and </w:t>
+      </w:r>
+      <w:r>
+        <w:rPr>
+          <w:rStyle w:val="SourceText"/>
+        </w:rPr>
+        <w:t>USER_KEY</w:t>
+      </w:r>
+      <w:r>
+        <w:rPr/>
+        <w:t xml:space="preserve"> beyond the tenant key, tells you not to reuse the tenant key, and never says where they come from. So I generated an agent key locally and traced exactly how far it gets.</w:t>
+      </w:r>
+    </w:p>
+    <w:p>
+      <w:pPr>
+        <w:pStyle w:val="BodyText"/>
+        <w:bidi w:val="0"/>
+        <w:jc w:val="left"/>
+        <w:rPr/>
+      </w:pPr>
+      <w:r>
+        <w:rPr>
+          <w:rStyle w:val="Strong"/>
+        </w:rPr>
+        <w:t>A self-generated key does yield a valid, distinct DID</w:t>
+      </w:r>
+      <w:r>
+        <w:rPr/>
+        <w:t>, and authenticates:</w:t>
+      </w:r>
+    </w:p>
+    <w:p>
+      <w:pPr>
+        <w:pStyle w:val="PreformattedText"/>
+        <w:bidi w:val="0"/>
+        <w:jc w:val="left"/>
+        <w:rPr/>
+      </w:pPr>
+      <w:r>
+        <w:rPr>
+          <w:rStyle w:val="SourceText"/>
+        </w:rPr>
+        <w:t>tenant/user : did:t3n:f39cbc5ab038a4b3fa862e025f971485690864e4</w:t>
+      </w:r>
+    </w:p>
+    <w:p>
+      <w:pPr>
+        <w:pStyle w:val="PreformattedText"/>
+        <w:bidi w:val="0"/>
+        <w:jc w:val="left"/>
+        <w:rPr/>
+      </w:pPr>
+      <w:r>
+        <w:rPr>
+          <w:rStyle w:val="SourceText"/>
+        </w:rPr>
+        <w:t>agent       : did:t3n:15e4b33b0886f32b63dc9f9a614ad8db17a6e463</w:t>
+      </w:r>
+    </w:p>
+    <w:p>
+      <w:pPr>
+        <w:pStyle w:val="PreformattedText"/>
+        <w:bidi w:val="0"/>
+        <w:spacing w:before="0" w:after="283"/>
+        <w:jc w:val="left"/>
+        <w:rPr/>
+      </w:pPr>
+      <w:r>
+        <w:rPr>
+          <w:rStyle w:val="SourceText"/>
+        </w:rPr>
+        <w:t>same DID?   : no — genuinely distinct</w:t>
+      </w:r>
+    </w:p>
+    <w:p>
+      <w:pPr>
+        <w:pStyle w:val="BodyText"/>
+        <w:bidi w:val="0"/>
+        <w:jc w:val="left"/>
+        <w:rPr/>
+      </w:pPr>
+      <w:r>
+        <w:rPr>
+          <w:rStyle w:val="Strong"/>
+        </w:rPr>
+        <w:t>The delegation grant succeeds too</w:t>
+      </w:r>
+      <w:r>
+        <w:rPr/>
+        <w:t xml:space="preserve"> — the data owner scopes the agent to the contract, its functions and its egress hosts, and the node accepts it:</w:t>
+      </w:r>
+    </w:p>
+    <w:p>
+      <w:pPr>
+        <w:pStyle w:val="PreformattedText"/>
+        <w:bidi w:val="0"/>
+        <w:jc w:val="left"/>
+        <w:rPr/>
+      </w:pPr>
+      <w:r>
+        <w:rPr>
+          <w:rStyle w:val="SourceText"/>
+        </w:rPr>
+        <w:t>granted did:t3n:15e4b33b0886f32b63dc9f9a614ad8db17a6e463</w:t>
+      </w:r>
+    </w:p>
+    <w:p>
+      <w:pPr>
+        <w:pStyle w:val="PreformattedText"/>
+        <w:bidi w:val="0"/>
+        <w:spacing w:before="0" w:after="283"/>
+        <w:jc w:val="left"/>
+        <w:rPr/>
+      </w:pPr>
+      <w:r>
+        <w:rPr>
+          <w:rStyle w:val="SourceText"/>
+        </w:rPr>
+        <w:t xml:space="preserve">  </w:t>
+      </w:r>
+      <w:r>
+        <w:rPr>
+          <w:rStyle w:val="SourceText"/>
+        </w:rPr>
+        <w:t>-&gt; z:f39cbc…:eligibility (hosts: verifier-jade.vercel.app)</w:t>
+      </w:r>
+    </w:p>
+    <w:p>
+      <w:pPr>
+        <w:pStyle w:val="BodyText"/>
+        <w:bidi w:val="0"/>
+        <w:jc w:val="left"/>
+        <w:rPr/>
+      </w:pPr>
+      <w:r>
+        <w:rPr>
+          <w:rStyle w:val="Strong"/>
+        </w:rPr>
+        <w:t>But the agent cannot execute anything:</w:t>
+      </w:r>
+    </w:p>
+    <w:p>
+      <w:pPr>
+        <w:pStyle w:val="PreformattedText"/>
+        <w:bidi w:val="0"/>
+        <w:jc w:val="left"/>
+        <w:rPr/>
+      </w:pPr>
+      <w:r>
+        <w:rPr>
+          <w:rStyle w:val="SourceText"/>
+        </w:rPr>
+        <w:t>[403] InsufficientCredit (account=15e4b33b…, required=10000000000, available=0)</w:t>
+      </w:r>
+    </w:p>
+    <w:p>
+      <w:pPr>
+        <w:pStyle w:val="PreformattedText"/>
+        <w:bidi w:val="0"/>
+        <w:spacing w:before="0" w:after="283"/>
+        <w:jc w:val="left"/>
+        <w:rPr/>
+      </w:pPr>
+      <w:r>
+        <w:rPr>
+          <w:rStyle w:val="SourceText"/>
+        </w:rPr>
+        <w:t xml:space="preserve">      </w:t>
+      </w:r>
+      <w:r>
+        <w:rPr>
+          <w:rStyle w:val="SourceText"/>
+        </w:rPr>
+        <w:t>(req 9be2381f-ddbf-4c9d-a247-69d6605d253d)</w:t>
+      </w:r>
+    </w:p>
+    <w:p>
+      <w:pPr>
+        <w:pStyle w:val="BodyText"/>
+        <w:bidi w:val="0"/>
+        <w:jc w:val="left"/>
+        <w:rPr/>
+      </w:pPr>
+      <w:r>
+        <w:rPr/>
+        <w:t xml:space="preserve">At </w:t>
+      </w:r>
+      <w:r>
+        <w:rPr>
+          <w:rStyle w:val="SourceText"/>
+        </w:rPr>
+        <w:t>TOKEN_DECIMALS = 6</w:t>
+      </w:r>
+      <w:r>
+        <w:rPr/>
+        <w:t xml:space="preserve"> that is </w:t>
+      </w:r>
+      <w:r>
+        <w:rPr>
+          <w:rStyle w:val="Strong"/>
+        </w:rPr>
+        <w:t>10,000 tokens for a single invocation</w:t>
+      </w:r>
+      <w:r>
+        <w:rPr/>
+        <w:t>, against zero. It cannot bootstrap itself either:</w:t>
+      </w:r>
+    </w:p>
+    <w:p>
+      <w:pPr>
+        <w:pStyle w:val="PreformattedText"/>
+        <w:bidi w:val="0"/>
+        <w:jc w:val="left"/>
+        <w:rPr/>
+      </w:pPr>
+      <w:r>
+        <w:rPr>
+          <w:rStyle w:val="SourceText"/>
+        </w:rPr>
+        <w:t>[-32602] email_not_verified: caller has no verified email and supplied no</w:t>
+      </w:r>
+    </w:p>
+    <w:p>
+      <w:pPr>
+        <w:pStyle w:val="PreformattedText"/>
+        <w:bidi w:val="0"/>
+        <w:jc w:val="left"/>
+        <w:rPr/>
+      </w:pPr>
+      <w:r>
+        <w:rPr>
+          <w:rStyle w:val="SourceText"/>
+        </w:rPr>
+        <w:t>proving authenticator. Run otp-request + otp-verify first.</w:t>
+      </w:r>
+    </w:p>
+    <w:p>
+      <w:pPr>
+        <w:pStyle w:val="PreformattedText"/>
+        <w:bidi w:val="0"/>
+        <w:spacing w:before="0" w:after="283"/>
+        <w:jc w:val="left"/>
+        <w:rPr/>
+      </w:pPr>
+      <w:r>
+        <w:rPr>
+          <w:rStyle w:val="SourceText"/>
+        </w:rPr>
+        <w:t xml:space="preserve">      </w:t>
+      </w:r>
+      <w:r>
+        <w:rPr>
+          <w:rStyle w:val="SourceText"/>
+        </w:rPr>
+        <w:t>(req bfbcd318-4b38-477a-b2b1-fd5f73747bee)</w:t>
+      </w:r>
+    </w:p>
+    <w:p>
+      <w:pPr>
+        <w:pStyle w:val="BodyText"/>
+        <w:bidi w:val="0"/>
+        <w:jc w:val="left"/>
+        <w:rPr/>
+      </w:pPr>
+      <w:r>
+        <w:rPr/>
+        <w:t xml:space="preserve">And there's no self-service funding path — nine plausible token function names on </w:t>
+      </w:r>
+      <w:r>
+        <w:rPr>
+          <w:rStyle w:val="SourceText"/>
+        </w:rPr>
+        <w:t>tee:tenant/contracts</w:t>
+      </w:r>
+      <w:r>
+        <w:rPr/>
+        <w:t xml:space="preserve"> (</w:t>
+      </w:r>
+      <w:r>
+        <w:rPr>
+          <w:rStyle w:val="SourceText"/>
+        </w:rPr>
+        <w:t>token-balance</w:t>
+      </w:r>
+      <w:r>
+        <w:rPr/>
+        <w:t xml:space="preserve">, </w:t>
+      </w:r>
+      <w:r>
+        <w:rPr>
+          <w:rStyle w:val="SourceText"/>
+        </w:rPr>
+        <w:t>token-transfer</w:t>
+      </w:r>
+      <w:r>
+        <w:rPr/>
+        <w:t xml:space="preserve">, </w:t>
+      </w:r>
+      <w:r>
+        <w:rPr>
+          <w:rStyle w:val="SourceText"/>
+        </w:rPr>
+        <w:t>token-grant</w:t>
+      </w:r>
+      <w:r>
+        <w:rPr/>
+        <w:t xml:space="preserve">, </w:t>
+      </w:r>
+      <w:r>
+        <w:rPr>
+          <w:rStyle w:val="SourceText"/>
+        </w:rPr>
+        <w:t>tenant-usage</w:t>
+      </w:r>
+      <w:r>
+        <w:rPr/>
+        <w:t>, …) all return absent.</w:t>
+      </w:r>
+    </w:p>
+    <w:p>
+      <w:pPr>
+        <w:pStyle w:val="BodyText"/>
+        <w:bidi w:val="0"/>
+        <w:jc w:val="left"/>
+        <w:rPr/>
+      </w:pPr>
+      <w:r>
+        <w:rPr/>
+        <w:t xml:space="preserve">The sting is that the </w:t>
+      </w:r>
+      <w:r>
+        <w:rPr>
+          <w:rStyle w:val="Strong"/>
+        </w:rPr>
+        <w:t>grant succeeding</w:t>
+      </w:r>
+      <w:r>
+        <w:rPr/>
+        <w:t xml:space="preserve"> signals the setup is right; the failure lands one call later, where the natural suspicion is the contract rather than the identity. Leading step 4 with the self-call form, and having </w:t>
+      </w:r>
+      <w:r>
+        <w:rPr>
+          <w:rStyle w:val="SourceText"/>
+        </w:rPr>
+        <w:t>agent-auth-update</w:t>
+      </w:r>
+      <w:r>
+        <w:rPr/>
+        <w:t xml:space="preserve"> warn when granting to an unfunded DID, would fix this cheaply.</w:t>
+      </w:r>
+    </w:p>
+    <w:p>
+      <w:pPr>
+        <w:pStyle w:val="Heading3"/>
+        <w:bidi w:val="0"/>
+        <w:jc w:val="left"/>
+        <w:rPr/>
+      </w:pPr>
+      <w:r>
+        <w:rPr/>
         <w:t>Remaining findings</w:t>
       </w:r>
     </w:p>
@@ -3103,9 +3485,9 @@
         </w:tblCellMar>
       </w:tblPr>
       <w:tblGrid>
-        <w:gridCol w:w="760"/>
+        <w:gridCol w:w="759"/>
         <w:gridCol w:w="1049"/>
-        <w:gridCol w:w="8091"/>
+        <w:gridCol w:w="8092"/>
       </w:tblGrid>
       <w:tr>
         <w:trPr>
@@ -3113,7 +3495,7 @@
         </w:trPr>
         <w:tc>
           <w:tcPr>
-            <w:tcW w:w="760" w:type="dxa"/>
+            <w:tcW w:w="759" w:type="dxa"/>
             <w:tcBorders/>
             <w:vAlign w:val="center"/>
           </w:tcPr>
@@ -3157,7 +3539,7 @@
         </w:tc>
         <w:tc>
           <w:tcPr>
-            <w:tcW w:w="8091" w:type="dxa"/>
+            <w:tcW w:w="8092" w:type="dxa"/>
             <w:tcBorders/>
             <w:vAlign w:val="center"/>
           </w:tcPr>
@@ -3182,7 +3564,7 @@
         <w:trPr/>
         <w:tc>
           <w:tcPr>
-            <w:tcW w:w="760" w:type="dxa"/>
+            <w:tcW w:w="759" w:type="dxa"/>
             <w:tcBorders/>
             <w:vAlign w:val="center"/>
           </w:tcPr>
@@ -3222,7 +3604,7 @@
         </w:tc>
         <w:tc>
           <w:tcPr>
-            <w:tcW w:w="8091" w:type="dxa"/>
+            <w:tcW w:w="8092" w:type="dxa"/>
             <w:tcBorders/>
             <w:vAlign w:val="center"/>
           </w:tcPr>
@@ -3255,7 +3637,7 @@
         <w:trPr/>
         <w:tc>
           <w:tcPr>
-            <w:tcW w:w="760" w:type="dxa"/>
+            <w:tcW w:w="759" w:type="dxa"/>
             <w:tcBorders/>
             <w:vAlign w:val="center"/>
           </w:tcPr>
@@ -3288,14 +3670,16 @@
               <w:rPr/>
             </w:pPr>
             <w:r>
-              <w:rPr/>
-              <w:t>Major</w:t>
+              <w:rPr>
+                <w:rStyle w:val="Strong"/>
+              </w:rPr>
+              <w:t>Blocker</w:t>
             </w:r>
           </w:p>
         </w:tc>
         <w:tc>
           <w:tcPr>
-            <w:tcW w:w="8091" w:type="dxa"/>
+            <w:tcW w:w="8092" w:type="dxa"/>
             <w:tcBorders/>
             <w:vAlign w:val="center"/>
           </w:tcPr>
@@ -3309,7 +3693,7 @@
             </w:pPr>
             <w:r>
               <w:rPr/>
-              <w:t>The walkthrough needs three credentials; the claim page issues one</w:t>
+              <w:t>The three-principal invoke flow cannot be completed with a claimed credential — see below</w:t>
             </w:r>
           </w:p>
         </w:tc>
@@ -3318,7 +3702,7 @@
         <w:trPr/>
         <w:tc>
           <w:tcPr>
-            <w:tcW w:w="760" w:type="dxa"/>
+            <w:tcW w:w="759" w:type="dxa"/>
             <w:tcBorders/>
             <w:vAlign w:val="center"/>
           </w:tcPr>
@@ -3358,7 +3742,7 @@
         </w:tc>
         <w:tc>
           <w:tcPr>
-            <w:tcW w:w="8091" w:type="dxa"/>
+            <w:tcW w:w="8092" w:type="dxa"/>
             <w:tcBorders/>
             <w:vAlign w:val="center"/>
           </w:tcPr>
@@ -3381,7 +3765,7 @@
         <w:trPr/>
         <w:tc>
           <w:tcPr>
-            <w:tcW w:w="760" w:type="dxa"/>
+            <w:tcW w:w="759" w:type="dxa"/>
             <w:tcBorders/>
             <w:vAlign w:val="center"/>
           </w:tcPr>
@@ -3421,7 +3805,7 @@
         </w:tc>
         <w:tc>
           <w:tcPr>
-            <w:tcW w:w="8091" w:type="dxa"/>
+            <w:tcW w:w="8092" w:type="dxa"/>
             <w:tcBorders/>
             <w:vAlign w:val="center"/>
           </w:tcPr>
@@ -3464,7 +3848,7 @@
         <w:trPr/>
         <w:tc>
           <w:tcPr>
-            <w:tcW w:w="760" w:type="dxa"/>
+            <w:tcW w:w="759" w:type="dxa"/>
             <w:tcBorders/>
             <w:vAlign w:val="center"/>
           </w:tcPr>
@@ -3504,7 +3888,7 @@
         </w:tc>
         <w:tc>
           <w:tcPr>
-            <w:tcW w:w="8091" w:type="dxa"/>
+            <w:tcW w:w="8092" w:type="dxa"/>
             <w:tcBorders/>
             <w:vAlign w:val="center"/>
           </w:tcPr>
@@ -3533,7 +3917,7 @@
         <w:trPr/>
         <w:tc>
           <w:tcPr>
-            <w:tcW w:w="760" w:type="dxa"/>
+            <w:tcW w:w="759" w:type="dxa"/>
             <w:tcBorders/>
             <w:vAlign w:val="center"/>
           </w:tcPr>
@@ -3573,7 +3957,7 @@
         </w:tc>
         <w:tc>
           <w:tcPr>
-            <w:tcW w:w="8091" w:type="dxa"/>
+            <w:tcW w:w="8092" w:type="dxa"/>
             <w:tcBorders/>
             <w:vAlign w:val="center"/>
           </w:tcPr>
@@ -4876,6 +5260,207 @@
       </w:pPr>
       <w:r>
         <w:rPr/>
+        <w:t>One open question I could not answer</w:t>
+      </w:r>
+    </w:p>
+    <w:p>
+      <w:pPr>
+        <w:pStyle w:val="BodyText"/>
+        <w:bidi w:val="0"/>
+        <w:jc w:val="left"/>
+        <w:rPr/>
+      </w:pPr>
+      <w:r>
+        <w:rPr/>
+        <w:t>Recorded rather than glossed over, because it affects my own contract.</w:t>
+      </w:r>
+    </w:p>
+    <w:p>
+      <w:pPr>
+        <w:pStyle w:val="BodyText"/>
+        <w:bidi w:val="0"/>
+        <w:jc w:val="left"/>
+        <w:rPr/>
+      </w:pPr>
+      <w:r>
+        <w:rPr>
+          <w:rStyle w:val="Strong"/>
+        </w:rPr>
+        <w:t xml:space="preserve">What does </w:t>
+      </w:r>
+      <w:r>
+        <w:rPr>
+          <w:rStyle w:val="SourceText"/>
+        </w:rPr>
+        <w:t>calling-user-did()</w:t>
+      </w:r>
+      <w:r>
+        <w:rPr>
+          <w:rStyle w:val="Strong"/>
+        </w:rPr>
+        <w:t xml:space="preserve"> return during a delegated call?</w:t>
+      </w:r>
+      <w:r>
+        <w:rPr/>
+        <w:t xml:space="preserve"> The WIT calls it "the authenticated session DID". When an </w:t>
+      </w:r>
+      <w:r>
+        <w:rPr>
+          <w:rStyle w:val="Emphasis"/>
+        </w:rPr>
+        <w:t>agent</w:t>
+      </w:r>
+      <w:r>
+        <w:rPr/>
+        <w:t xml:space="preserve"> invokes on a user's behalf, either reading is plausible:</w:t>
+      </w:r>
+    </w:p>
+    <w:p>
+      <w:pPr>
+        <w:pStyle w:val="BodyText"/>
+        <w:numPr>
+          <w:ilvl w:val="0"/>
+          <w:numId w:val="4"/>
+        </w:numPr>
+        <w:tabs>
+          <w:tab w:val="clear" w:pos="1134"/>
+          <w:tab w:val="left" w:pos="709" w:leader="none"/>
+        </w:tabs>
+        <w:bidi w:val="0"/>
+        <w:spacing w:before="0" w:after="0"/>
+        <w:ind w:hanging="283" w:left="709"/>
+        <w:jc w:val="left"/>
+        <w:rPr/>
+      </w:pPr>
+      <w:r>
+        <w:rPr/>
+        <w:t xml:space="preserve">it returns the </w:t>
+      </w:r>
+      <w:r>
+        <w:rPr>
+          <w:rStyle w:val="Strong"/>
+        </w:rPr>
+        <w:t>user's</w:t>
+      </w:r>
+      <w:r>
+        <w:rPr/>
+        <w:t xml:space="preserve"> DID → </w:t>
+      </w:r>
+      <w:r>
+        <w:rPr>
+          <w:rStyle w:val="SourceText"/>
+        </w:rPr>
+        <w:t>z-tenant-eligibility</w:t>
+      </w:r>
+      <w:r>
+        <w:rPr/>
+        <w:t xml:space="preserve"> is correct, since the attestation is attributed to whoever's PII was read; or </w:t>
+      </w:r>
+    </w:p>
+    <w:p>
+      <w:pPr>
+        <w:pStyle w:val="BodyText"/>
+        <w:numPr>
+          <w:ilvl w:val="0"/>
+          <w:numId w:val="4"/>
+        </w:numPr>
+        <w:tabs>
+          <w:tab w:val="clear" w:pos="1134"/>
+          <w:tab w:val="left" w:pos="709" w:leader="none"/>
+        </w:tabs>
+        <w:bidi w:val="0"/>
+        <w:ind w:hanging="283" w:left="709"/>
+        <w:jc w:val="left"/>
+        <w:rPr/>
+      </w:pPr>
+      <w:r>
+        <w:rPr/>
+        <w:t xml:space="preserve">it returns the </w:t>
+      </w:r>
+      <w:r>
+        <w:rPr>
+          <w:rStyle w:val="Strong"/>
+        </w:rPr>
+        <w:t>agent's</w:t>
+      </w:r>
+      <w:r>
+        <w:rPr/>
+        <w:t xml:space="preserve"> DID → my contract has a genuine correctness bug, because the host resolves the </w:t>
+      </w:r>
+      <w:r>
+        <w:rPr>
+          <w:rStyle w:val="Emphasis"/>
+        </w:rPr>
+        <w:t>user's</w:t>
+      </w:r>
+      <w:r>
+        <w:rPr/>
+        <w:t xml:space="preserve"> profile for the </w:t>
+      </w:r>
+      <w:r>
+        <w:rPr>
+          <w:rStyle w:val="SourceText"/>
+        </w:rPr>
+        <w:t>{{profile.*}}</w:t>
+      </w:r>
+      <w:r>
+        <w:rPr/>
+        <w:t xml:space="preserve"> placeholders while the attestation would be keyed to the agent. One person's eligibility would be recorded against a different principal. </w:t>
+      </w:r>
+    </w:p>
+    <w:p>
+      <w:pPr>
+        <w:pStyle w:val="BodyText"/>
+        <w:bidi w:val="0"/>
+        <w:jc w:val="left"/>
+        <w:rPr/>
+      </w:pPr>
+      <w:r>
+        <w:rPr/>
+        <w:t>I wrote the test (</w:t>
+      </w:r>
+      <w:r>
+        <w:rPr>
+          <w:rStyle w:val="SourceText"/>
+        </w:rPr>
+        <w:t>scripts/agent-test.ts</w:t>
+      </w:r>
+      <w:r>
+        <w:rPr/>
+        <w:t>, step 5) and it's ready to run, but it cannot reach that step — the agent has no credits (BUG-08), so the call never executes. Everything in this report used the self-call form, where user and caller are the same DID and the ambiguity doesn't arise.</w:t>
+      </w:r>
+    </w:p>
+    <w:p>
+      <w:pPr>
+        <w:pStyle w:val="BodyText"/>
+        <w:bidi w:val="0"/>
+        <w:jc w:val="left"/>
+        <w:rPr/>
+      </w:pPr>
+      <w:r>
+        <w:rPr/>
+        <w:t xml:space="preserve">Flagging it because any contract keying authorisation or record-ownership on </w:t>
+      </w:r>
+      <w:r>
+        <w:rPr>
+          <w:rStyle w:val="SourceText"/>
+        </w:rPr>
+        <w:t>calling-user-did()</w:t>
+      </w:r>
+      <w:r>
+        <w:rPr/>
+        <w:t xml:space="preserve"> behaves differently under delegation depending on which reading holds, and the docs don't say. If you can fund an agent identity on your side, that test answers it in one call — I'd genuinely like to know.</w:t>
+      </w:r>
+    </w:p>
+    <w:p>
+      <w:pPr>
+        <w:pStyle w:val="Heading2"/>
+        <w:bidi w:val="0"/>
+        <w:jc w:val="left"/>
+        <w:rPr/>
+      </w:pPr>
+      <w:r>
+        <w:rPr/>
         <w:t>What would help most</w:t>
       </w:r>
     </w:p>
@@ -5345,6 +5930,143 @@
   <w:abstractNum w:abstractNumId="4">
     <w:lvl w:ilvl="0">
       <w:start w:val="1"/>
+      <w:numFmt w:val="bullet"/>
+      <w:lvlText w:val=""/>
+      <w:lvlJc w:val="left"/>
+      <w:pPr>
+        <w:tabs>
+          <w:tab w:val="num" w:pos="709"/>
+        </w:tabs>
+        <w:ind w:left="709" w:hanging="283"/>
+      </w:pPr>
+      <w:rPr>
+        <w:rFonts w:ascii="Symbol" w:hAnsi="Symbol" w:cs="Symbol" w:hint="default"/>
+      </w:rPr>
+    </w:lvl>
+    <w:lvl w:ilvl="1">
+      <w:start w:val="1"/>
+      <w:numFmt w:val="bullet"/>
+      <w:lvlText w:val=""/>
+      <w:lvlJc w:val="left"/>
+      <w:pPr>
+        <w:tabs>
+          <w:tab w:val="num" w:pos="1418"/>
+        </w:tabs>
+        <w:ind w:left="1418" w:hanging="283"/>
+      </w:pPr>
+      <w:rPr>
+        <w:rFonts w:ascii="Symbol" w:hAnsi="Symbol" w:cs="Symbol" w:hint="default"/>
+      </w:rPr>
+    </w:lvl>
+    <w:lvl w:ilvl="2">
+      <w:start w:val="1"/>
+      <w:numFmt w:val="bullet"/>
+      <w:lvlText w:val=""/>
+      <w:lvlJc w:val="left"/>
+      <w:pPr>
+        <w:tabs>
+          <w:tab w:val="num" w:pos="2127"/>
+        </w:tabs>
+        <w:ind w:left="2127" w:hanging="283"/>
+      </w:pPr>
+      <w:rPr>
+        <w:rFonts w:ascii="Symbol" w:hAnsi="Symbol" w:cs="Symbol" w:hint="default"/>
+      </w:rPr>
+    </w:lvl>
+    <w:lvl w:ilvl="3">
+      <w:start w:val="1"/>
+      <w:numFmt w:val="bullet"/>
+      <w:lvlText w:val=""/>
+      <w:lvlJc w:val="left"/>
+      <w:pPr>
+        <w:tabs>
+          <w:tab w:val="num" w:pos="2836"/>
+        </w:tabs>
+        <w:ind w:left="2836" w:hanging="283"/>
+      </w:pPr>
+      <w:rPr>
+        <w:rFonts w:ascii="Symbol" w:hAnsi="Symbol" w:cs="Symbol" w:hint="default"/>
+      </w:rPr>
+    </w:lvl>
+    <w:lvl w:ilvl="4">
+      <w:start w:val="1"/>
+      <w:numFmt w:val="bullet"/>
+      <w:lvlText w:val=""/>
+      <w:lvlJc w:val="left"/>
+      <w:pPr>
+        <w:tabs>
+          <w:tab w:val="num" w:pos="3545"/>
+        </w:tabs>
+        <w:ind w:left="3545" w:hanging="283"/>
+      </w:pPr>
+      <w:rPr>
+        <w:rFonts w:ascii="Symbol" w:hAnsi="Symbol" w:cs="Symbol" w:hint="default"/>
+      </w:rPr>
+    </w:lvl>
+    <w:lvl w:ilvl="5">
+      <w:start w:val="1"/>
+      <w:numFmt w:val="bullet"/>
+      <w:lvlText w:val=""/>
+      <w:lvlJc w:val="left"/>
+      <w:pPr>
+        <w:tabs>
+          <w:tab w:val="num" w:pos="4254"/>
+        </w:tabs>
+        <w:ind w:left="4254" w:hanging="283"/>
+      </w:pPr>
+      <w:rPr>
+        <w:rFonts w:ascii="Symbol" w:hAnsi="Symbol" w:cs="Symbol" w:hint="default"/>
+      </w:rPr>
+    </w:lvl>
+    <w:lvl w:ilvl="6">
+      <w:start w:val="1"/>
+      <w:numFmt w:val="bullet"/>
+      <w:lvlText w:val=""/>
+      <w:lvlJc w:val="left"/>
+      <w:pPr>
+        <w:tabs>
+          <w:tab w:val="num" w:pos="4963"/>
+        </w:tabs>
+        <w:ind w:left="4963" w:hanging="283"/>
+      </w:pPr>
+      <w:rPr>
+        <w:rFonts w:ascii="Symbol" w:hAnsi="Symbol" w:cs="Symbol" w:hint="default"/>
+      </w:rPr>
+    </w:lvl>
+    <w:lvl w:ilvl="7">
+      <w:start w:val="1"/>
+      <w:numFmt w:val="bullet"/>
+      <w:lvlText w:val=""/>
+      <w:lvlJc w:val="left"/>
+      <w:pPr>
+        <w:tabs>
+          <w:tab w:val="num" w:pos="5672"/>
+        </w:tabs>
+        <w:ind w:left="5672" w:hanging="283"/>
+      </w:pPr>
+      <w:rPr>
+        <w:rFonts w:ascii="Symbol" w:hAnsi="Symbol" w:cs="Symbol" w:hint="default"/>
+      </w:rPr>
+    </w:lvl>
+    <w:lvl w:ilvl="8">
+      <w:start w:val="1"/>
+      <w:numFmt w:val="bullet"/>
+      <w:lvlText w:val=""/>
+      <w:lvlJc w:val="left"/>
+      <w:pPr>
+        <w:tabs>
+          <w:tab w:val="num" w:pos="6381"/>
+        </w:tabs>
+        <w:ind w:left="6381" w:hanging="283"/>
+      </w:pPr>
+      <w:rPr>
+        <w:rFonts w:ascii="Symbol" w:hAnsi="Symbol" w:cs="Symbol" w:hint="default"/>
+      </w:rPr>
+    </w:lvl>
+  </w:abstractNum>
+  <w:abstractNum w:abstractNumId="5">
+    <w:lvl w:ilvl="0">
+      <w:start w:val="1"/>
       <w:numFmt w:val="none"/>
       <w:suff w:val="nothing"/>
       <w:lvlText w:val=""/>
@@ -5474,6 +6196,9 @@
   </w:num>
   <w:num w:numId="4">
     <w:abstractNumId w:val="4"/>
+  </w:num>
+  <w:num w:numId="5">
+    <w:abstractNumId w:val="5"/>
   </w:num>
 </w:numbering>
 </file>

--- a/submission/submission.docx
+++ b/submission/submission.docx
@@ -5250,6 +5250,232 @@
       <w:r>
         <w:rPr/>
       </w:r>
+    </w:p>
+    <w:p>
+      <w:pPr>
+        <w:pStyle w:val="Heading2"/>
+        <w:bidi w:val="0"/>
+        <w:jc w:val="left"/>
+        <w:rPr/>
+      </w:pPr>
+      <w:r>
+        <w:rPr/>
+        <w:t>A fix for the Next.js WASM rough edge you asked about</w:t>
+      </w:r>
+    </w:p>
+    <w:p>
+      <w:pPr>
+        <w:pStyle w:val="BodyText"/>
+        <w:bidi w:val="0"/>
+        <w:jc w:val="left"/>
+        <w:rPr/>
+      </w:pPr>
+      <w:r>
+        <w:rPr/>
+        <w:t>Not a bug — an answer to one you requested. The Quickstart says:</w:t>
+      </w:r>
+    </w:p>
+    <w:p>
+      <w:pPr>
+        <w:pStyle w:val="BlockQuotation"/>
+        <w:bidi w:val="0"/>
+        <w:jc w:val="left"/>
+        <w:rPr/>
+      </w:pPr>
+      <w:r>
+        <w:rPr/>
+        <w:t xml:space="preserve">We're tracking this as a known rough edge — </w:t>
+      </w:r>
+      <w:r>
+        <w:rPr>
+          <w:rStyle w:val="Strong"/>
+        </w:rPr>
+        <w:t>if you find a config that fixes it, tell us in the developer Telegram and we'll document it here properly.</w:t>
+      </w:r>
+    </w:p>
+    <w:p>
+      <w:pPr>
+        <w:pStyle w:val="BodyText"/>
+        <w:bidi w:val="0"/>
+        <w:jc w:val="left"/>
+        <w:rPr/>
+      </w:pPr>
+      <w:r>
+        <w:rPr/>
+        <w:t>I integrated the SDK into a Next.js 16.2.6 app (App Router, Turbopack) and it works. Two things are needed, and nothing else:</w:t>
+      </w:r>
+    </w:p>
+    <w:p>
+      <w:pPr>
+        <w:pStyle w:val="PreformattedText"/>
+        <w:bidi w:val="0"/>
+        <w:jc w:val="left"/>
+        <w:rPr/>
+      </w:pPr>
+      <w:r>
+        <w:rPr>
+          <w:rStyle w:val="SourceText"/>
+        </w:rPr>
+        <w:t>// next.config.ts — the SDK is not on Next's auto-externalised list</w:t>
+      </w:r>
+    </w:p>
+    <w:p>
+      <w:pPr>
+        <w:pStyle w:val="PreformattedText"/>
+        <w:bidi w:val="0"/>
+        <w:jc w:val="left"/>
+        <w:rPr/>
+      </w:pPr>
+      <w:r>
+        <w:rPr>
+          <w:rStyle w:val="SourceText"/>
+        </w:rPr>
+        <w:t>serverExternalPackages: ["@terminal3/t3n-sdk"]</w:t>
+      </w:r>
+    </w:p>
+    <w:p>
+      <w:pPr>
+        <w:pStyle w:val="PreformattedText"/>
+        <w:bidi w:val="0"/>
+        <w:jc w:val="left"/>
+        <w:rPr/>
+      </w:pPr>
+      <w:r>
+        <w:rPr/>
+      </w:r>
+    </w:p>
+    <w:p>
+      <w:pPr>
+        <w:pStyle w:val="PreformattedText"/>
+        <w:bidi w:val="0"/>
+        <w:jc w:val="left"/>
+        <w:rPr/>
+      </w:pPr>
+      <w:r>
+        <w:rPr>
+          <w:rStyle w:val="SourceText"/>
+        </w:rPr>
+        <w:t>// any route importing it — loadWasmComponent needs Node</w:t>
+      </w:r>
+    </w:p>
+    <w:p>
+      <w:pPr>
+        <w:pStyle w:val="PreformattedText"/>
+        <w:bidi w:val="0"/>
+        <w:spacing w:before="0" w:after="283"/>
+        <w:jc w:val="left"/>
+        <w:rPr/>
+      </w:pPr>
+      <w:r>
+        <w:rPr>
+          <w:rStyle w:val="SourceText"/>
+        </w:rPr>
+        <w:t>export const runtime = "nodejs"   // NOT "edge"</w:t>
+      </w:r>
+    </w:p>
+    <w:p>
+      <w:pPr>
+        <w:pStyle w:val="BodyText"/>
+        <w:bidi w:val="0"/>
+        <w:jc w:val="left"/>
+        <w:rPr/>
+      </w:pPr>
+      <w:r>
+        <w:rPr/>
+        <w:t xml:space="preserve">Verified in both </w:t>
+      </w:r>
+      <w:r>
+        <w:rPr>
+          <w:rStyle w:val="SourceText"/>
+        </w:rPr>
+        <w:t>next dev</w:t>
+      </w:r>
+      <w:r>
+        <w:rPr/>
+        <w:t xml:space="preserve"> (Turbopack) and </w:t>
+      </w:r>
+      <w:r>
+        <w:rPr>
+          <w:rStyle w:val="SourceText"/>
+        </w:rPr>
+        <w:t>next build</w:t>
+      </w:r>
+      <w:r>
+        <w:rPr/>
+        <w:t xml:space="preserve">: </w:t>
+      </w:r>
+      <w:r>
+        <w:rPr>
+          <w:rStyle w:val="SourceText"/>
+        </w:rPr>
+        <w:t>loadWasmComponent</w:t>
+      </w:r>
+      <w:r>
+        <w:rPr/>
+        <w:t xml:space="preserve">, </w:t>
+      </w:r>
+      <w:r>
+        <w:rPr>
+          <w:rStyle w:val="SourceText"/>
+        </w:rPr>
+        <w:t>fetchTrustedManifest</w:t>
+      </w:r>
+      <w:r>
+        <w:rPr/>
+        <w:t xml:space="preserve">, handshake, authenticate, </w:t>
+      </w:r>
+      <w:r>
+        <w:rPr>
+          <w:rStyle w:val="SourceText"/>
+        </w:rPr>
+        <w:t>getContractVersion</w:t>
+      </w:r>
+      <w:r>
+        <w:rPr/>
+        <w:t xml:space="preserve"> and </w:t>
+      </w:r>
+      <w:r>
+        <w:rPr>
+          <w:rStyle w:val="SourceText"/>
+        </w:rPr>
+        <w:t>executeAndDecode</w:t>
+      </w:r>
+      <w:r>
+        <w:rPr/>
+        <w:t xml:space="preserve"> against the live contract.</w:t>
+      </w:r>
+    </w:p>
+    <w:p>
+      <w:pPr>
+        <w:pStyle w:val="BodyText"/>
+        <w:bidi w:val="0"/>
+        <w:jc w:val="left"/>
+        <w:rPr/>
+      </w:pPr>
+      <w:r>
+        <w:rPr/>
+        <w:t>Worth documenting alongside it: the first call costs ~10s (WASM load + handshake + auth + version lookup) and later calls ~0.04s once memoised. On serverless that 10s hits every cold start, so the session wants caching at module scope with the in-flight promise shared.</w:t>
+      </w:r>
+    </w:p>
+    <w:p>
+      <w:pPr>
+        <w:pStyle w:val="BodyText"/>
+        <w:bidi w:val="0"/>
+        <w:jc w:val="left"/>
+        <w:rPr/>
+      </w:pPr>
+      <w:r>
+        <w:rPr/>
+        <w:t xml:space="preserve">The working integration is an AI chat agent that calls the eligibility contract as a tool and explains the result: </w:t>
+      </w:r>
+      <w:hyperlink r:id="rId12">
+        <w:r>
+          <w:rPr>
+            <w:rStyle w:val="Hyperlink"/>
+          </w:rPr>
+          <w:t>https://github.com/G-ojies/greyat-labs-chat</w:t>
+        </w:r>
+      </w:hyperlink>
     </w:p>
     <w:p>
       <w:pPr>

--- a/submission/submission.docx
+++ b/submission/submission.docx
@@ -5453,8 +5453,14 @@
         <w:rPr/>
       </w:pPr>
       <w:r>
-        <w:rPr/>
-        <w:t>Worth documenting alongside it: the first call costs ~10s (WASM load + handshake + auth + version lookup) and later calls ~0.04s once memoised. On serverless that 10s hits every cold start, so the session wants caching at module scope with the in-flight promise shared.</w:t>
+        <w:rPr>
+          <w:rStyle w:val="Strong"/>
+        </w:rPr>
+        <w:t>A serverless caveat worth documenting.</w:t>
+      </w:r>
+      <w:r>
+        <w:rPr/>
+        <w:t xml:space="preserve"> Locally, memoising the session at module scope works as you'd hope — 10.2s first call, 0.036s thereafter. On Vercel serverless it does not help at all; five sequential requests to a deployed function measured 8.41s, 4.92s, 5.63s, 5.31s, 6.02s. The module scope isn't reliably reused between invocations, so every request pays a fresh handshake. Anyone putting the ADK behind a serverless endpoint should budget ~5–8s per request, not just per cold start — and guidance on whether a session can be persisted or resumed across processes would be the thing that actually fixes it.</w:t>
       </w:r>
     </w:p>
     <w:p>
